--- a/src/content/books/24-teologicheskaya-matematika/en.docx
+++ b/src/content/books/24-teologicheskaya-matematika/en.docx
@@ -2327,7 +2327,6 @@
       </w:pPr>
       <w:r>
         <w:rPr>
-          <w:rStyle w:val="katex-mathml"/>
           <w:rFonts w:eastAsiaTheme="majorEastAsia"/>
           <w:color w:val="404040"/>
           <w:sz w:val="29"/>
@@ -2338,7 +2337,6 @@
       </w:r>
       <w:r>
         <w:rPr>
-          <w:rStyle w:val="katex-mathml"/>
           <w:rFonts w:eastAsiaTheme="majorEastAsia"/>
           <w:color w:val="404040"/>
           <w:sz w:val="29"/>
@@ -2350,7 +2348,6 @@
       </w:r>
       <w:r>
         <w:rPr>
-          <w:rStyle w:val="katex-mathml"/>
           <w:rFonts w:eastAsiaTheme="majorEastAsia"/>
           <w:color w:val="404040"/>
           <w:sz w:val="29"/>
@@ -2610,7 +2607,6 @@
     <w:p>
       <w:r>
         <w:rPr>
-          <w:rStyle w:val="af"/>
           <w:rFonts w:ascii="Segoe UI" w:hAnsi="Segoe UI" w:cs="Segoe UI"/>
           <w:b w:val="0"/>
           <w:bCs w:val="0"/>
@@ -2636,7 +2632,6 @@
       </w:pPr>
       <w:r>
         <w:rPr>
-          <w:rStyle w:val="katex-mathml"/>
           <w:rFonts w:ascii="Cambria Math" w:eastAsiaTheme="majorEastAsia" w:hAnsi="Cambria Math" w:cs="Cambria Math"/>
           <w:color w:val="404040"/>
           <w:sz w:val="29"/>
@@ -2663,7 +2658,6 @@
       </w:pPr>
       <w:r>
         <w:rPr>
-          <w:rStyle w:val="af"/>
           <w:rFonts w:ascii="Segoe UI" w:eastAsiaTheme="majorEastAsia" w:hAnsi="Segoe UI" w:cs="Segoe UI"/>
           <w:color w:val="404040"/>
           <w:b/>
@@ -2672,7 +2666,6 @@
       </w:r>
       <w:r>
         <w:rPr>
-          <w:rStyle w:val="af"/>
           <w:rFonts w:ascii="Segoe UI" w:eastAsiaTheme="majorEastAsia" w:hAnsi="Segoe UI" w:cs="Segoe UI"/>
           <w:color w:val="404040"/>
         </w:rPr>
@@ -2696,7 +2689,6 @@
       </w:pPr>
       <w:r>
         <w:rPr>
-          <w:rStyle w:val="af"/>
           <w:rFonts w:ascii="Segoe UI" w:eastAsiaTheme="majorEastAsia" w:hAnsi="Segoe UI" w:cs="Segoe UI"/>
           <w:color w:val="404040"/>
           <w:b/>
@@ -2705,7 +2697,6 @@
       </w:r>
       <w:r>
         <w:rPr>
-          <w:rStyle w:val="af"/>
           <w:rFonts w:ascii="Segoe UI" w:eastAsiaTheme="majorEastAsia" w:hAnsi="Segoe UI" w:cs="Segoe UI"/>
           <w:color w:val="404040"/>
         </w:rPr>
@@ -2728,7 +2719,6 @@
     <w:p>
       <w:r>
         <w:rPr>
-          <w:rStyle w:val="af"/>
           <w:rFonts w:ascii="Segoe UI" w:hAnsi="Segoe UI" w:cs="Segoe UI"/>
           <w:b w:val="0"/>
           <w:bCs w:val="0"/>
@@ -37860,25 +37850,23 @@
       </w:pPr>
       <w:r>
         <w:rPr>
+          <w:rFonts w:ascii="Times New Roman" w:hAnsi="Times New Roman" w:cs="Times New Roman"/>
+          <w:b/>
+          <w:bCs/>
+        </w:rPr>
+        <w:t>Chapter 25</w:t>
+      </w:r>
+      <w:r>
+        <w:rPr>
           <w:rStyle w:val="af4"/>
           <w:rFonts w:ascii="Times New Roman" w:hAnsi="Times New Roman" w:cs="Times New Roman"/>
           <w:b/>
           <w:bCs/>
         </w:rPr>
-        <w:t>Chapter 25</w:t>
-      </w:r>
-      <w:r>
-        <w:rPr>
-          <w:rStyle w:val="af4"/>
-          <w:rFonts w:ascii="Times New Roman" w:hAnsi="Times New Roman" w:cs="Times New Roman"/>
-          <w:b/>
-          <w:bCs/>
-        </w:rPr>
         <w:footnoteReference w:id="3"/>
       </w:r>
       <w:r>
         <w:rPr>
-          <w:rStyle w:val="af4"/>
           <w:rFonts w:ascii="Times New Roman" w:hAnsi="Times New Roman" w:cs="Times New Roman"/>
           <w:b/>
           <w:bCs/>
@@ -40228,9 +40216,6 @@
         <w:t xml:space="preserve"> </w:t>
       </w:r>
       <w:r>
-        <w:rPr>
-          <w:rStyle w:val="af4"/>
-        </w:rPr>
         <w:t>From the context it seems the correct word is “projected,” but I did not correct the original text. I already saw that it is not Svetozar himself answering, but the Creator — through him, and He does not make mistakes, but uses His own language, in which behind the seeming error lies a great meaning.</w:t>
       </w:r>
     </w:p>
@@ -40247,9 +40232,6 @@
         <w:footnoteRef/>
       </w:r>
       <w:r>
-        <w:rPr>
-          <w:rStyle w:val="af4"/>
-        </w:rPr>
         <w:t>That is so. The fact is, the book already has a chapter “Number as Prayer” (number 16). I forgot about that, but the Creator — remembers, therefore He does not repeat Himself, but speaks of the same thing, but — deeper.</w:t>
       </w:r>
     </w:p>
@@ -40266,9 +40248,6 @@
         <w:footnoteRef/>
       </w:r>
       <w:r>
-        <w:rPr>
-          <w:rStyle w:val="af4"/>
-        </w:rPr>
         <w:t>The numbering has been changed by me.</w:t>
       </w:r>
     </w:p>
